--- a/tams-disclosure-parent/tams-disclosure/src/main/resources/tpl/poi/DQGG_GM.docx
+++ b/tams-disclosure-parent/tams-disclosure/src/main/resources/tpl/poi/DQGG_GM.docx
@@ -4,51 +4,23 @@
   <w:body>
     <w:p>
       <w:pPr>
-        <w:pStyle w:val="2"/>
         <w:jc w:val="center"/>
         <w:rPr>
-          <w:rFonts w:ascii="方正黑体简体" w:eastAsia="方正黑体简体"/>
+          <w:rFonts w:ascii="黑体" w:eastAsia="黑体" w:hAnsi="黑体"/>
           <w:sz w:val="24"/>
-          <w:szCs w:val="21"/>
         </w:rPr>
       </w:pPr>
       <w:r>
         <w:rPr>
-          <w:rFonts w:ascii="方正黑体简体" w:eastAsia="方正黑体简体" w:hint="eastAsia"/>
+          <w:rFonts w:ascii="黑体" w:eastAsia="黑体" w:hAnsi="黑体" w:hint="eastAsia"/>
           <w:sz w:val="24"/>
-          <w:szCs w:val="21"/>
-        </w:rPr>
-        <w:t>$</w:t>
-      </w:r>
-      <w:r>
-        <w:rPr>
-          <w:rFonts w:ascii="方正黑体简体" w:eastAsia="方正黑体简体"/>
+        </w:rPr>
+        <w:t>${prodName}（${prodId}）</w:t>
+      </w:r>
+      <w:r>
+        <w:rPr>
+          <w:rFonts w:ascii="黑体" w:eastAsia="黑体" w:hAnsi="黑体" w:hint="eastAsia"/>
           <w:sz w:val="24"/>
-          <w:szCs w:val="21"/>
-        </w:rPr>
-        <w:t>{prodId}</w:t>
-      </w:r>
-      <w:r>
-        <w:rPr>
-          <w:rFonts w:ascii="方正黑体简体" w:eastAsia="方正黑体简体" w:hint="eastAsia"/>
-          <w:sz w:val="24"/>
-          <w:szCs w:val="21"/>
-        </w:rPr>
-        <w:t>产品</w:t>
-      </w:r>
-      <w:r>
-        <w:rPr>
-          <w:rFonts w:ascii="方正黑体简体" w:eastAsia="方正黑体简体" w:hint="eastAsia"/>
-          <w:sz w:val="24"/>
-          <w:szCs w:val="21"/>
-        </w:rPr>
-        <w:t>（子代码）</w:t>
-      </w:r>
-      <w:r>
-        <w:rPr>
-          <w:rFonts w:ascii="方正黑体简体" w:eastAsia="方正黑体简体" w:hint="eastAsia"/>
-          <w:sz w:val="24"/>
-          <w:szCs w:val="21"/>
         </w:rPr>
         <w:t>到期公告</w:t>
       </w:r>
@@ -65,6 +37,8 @@
         </w:rPr>
         <w:t>尊敬的投资者：</w:t>
       </w:r>
+      <w:bookmarkStart w:id="0" w:name="_GoBack"/>
+      <w:bookmarkEnd w:id="0"/>
     </w:p>
     <w:p>
       <w:pPr>
@@ -131,15 +105,51 @@
             </w:pPr>
             <w:r>
               <w:rPr>
-                <w:rFonts w:ascii="方正仿宋简体" w:eastAsia="方正仿宋简体" w:hAnsi="仿宋_GB2312" w:cs="仿宋_GB2312" w:hint="eastAsia"/>
-              </w:rPr>
-              <w:t>**产品</w:t>
-            </w:r>
-            <w:r>
-              <w:rPr>
-                <w:rFonts w:ascii="方正仿宋简体" w:eastAsia="方正仿宋简体" w:hAnsi="仿宋_GB2312" w:cs="仿宋_GB2312" w:hint="eastAsia"/>
-              </w:rPr>
-              <w:t>（子代码）</w:t>
+                <w:rFonts w:ascii="方正黑体简体" w:eastAsia="方正黑体简体" w:hint="eastAsia"/>
+                <w:sz w:val="24"/>
+                <w:szCs w:val="21"/>
+              </w:rPr>
+              <w:t>$</w:t>
+            </w:r>
+            <w:r>
+              <w:rPr>
+                <w:rFonts w:ascii="方正黑体简体" w:eastAsia="方正黑体简体"/>
+                <w:sz w:val="24"/>
+                <w:szCs w:val="21"/>
+              </w:rPr>
+              <w:t>{prodName}</w:t>
+            </w:r>
+            <w:r>
+              <w:rPr>
+                <w:rFonts w:ascii="方正黑体简体" w:eastAsia="方正黑体简体" w:hint="eastAsia"/>
+                <w:sz w:val="24"/>
+                <w:szCs w:val="21"/>
+              </w:rPr>
+              <w:t>产品（</w:t>
+            </w:r>
+            <w:r>
+              <w:rPr>
+                <w:rFonts w:ascii="方正黑体简体" w:eastAsia="方正黑体简体" w:hint="eastAsia"/>
+                <w:sz w:val="24"/>
+                <w:szCs w:val="21"/>
+              </w:rPr>
+              <w:t>$</w:t>
+            </w:r>
+            <w:r>
+              <w:rPr>
+                <w:rFonts w:ascii="方正黑体简体" w:eastAsia="方正黑体简体"/>
+                <w:sz w:val="24"/>
+                <w:szCs w:val="21"/>
+              </w:rPr>
+              <w:t>{prodId}</w:t>
+            </w:r>
+            <w:r>
+              <w:rPr>
+                <w:rFonts w:ascii="方正黑体简体" w:eastAsia="方正黑体简体" w:hint="eastAsia"/>
+                <w:sz w:val="24"/>
+                <w:szCs w:val="21"/>
+              </w:rPr>
+              <w:t>）</w:t>
             </w:r>
           </w:p>
         </w:tc>
@@ -177,9 +187,9 @@
             </w:pPr>
             <w:r>
               <w:rPr>
-                <w:rFonts w:ascii="方正仿宋简体" w:eastAsia="方正仿宋简体" w:hAnsi="仿宋_GB2312" w:cs="仿宋_GB2312" w:hint="eastAsia"/>
-              </w:rPr>
-              <w:t>**</w:t>
+                <w:rFonts w:ascii="方正仿宋简体" w:eastAsia="方正仿宋简体" w:hAnsi="仿宋_GB2312" w:cs="仿宋_GB2312"/>
+              </w:rPr>
+              <w:t>${prodId}</w:t>
             </w:r>
           </w:p>
         </w:tc>
@@ -217,9 +227,9 @@
             </w:pPr>
             <w:r>
               <w:rPr>
-                <w:rFonts w:ascii="方正仿宋简体" w:eastAsia="方正仿宋简体" w:hAnsi="仿宋_GB2312" w:cs="仿宋_GB2312" w:hint="eastAsia"/>
-              </w:rPr>
-              <w:t>**</w:t>
+                <w:rFonts w:ascii="方正仿宋简体" w:eastAsia="方正仿宋简体" w:hAnsi="仿宋_GB2312" w:cs="仿宋_GB2312"/>
+              </w:rPr>
+              <w:t>${prodRe}</w:t>
             </w:r>
           </w:p>
         </w:tc>
@@ -257,9 +267,9 @@
             </w:pPr>
             <w:r>
               <w:rPr>
-                <w:rFonts w:ascii="方正仿宋简体" w:eastAsia="方正仿宋简体" w:hAnsi="仿宋_GB2312" w:cs="仿宋_GB2312" w:hint="eastAsia"/>
-              </w:rPr>
-              <w:t>****年**月**日</w:t>
+                <w:rFonts w:ascii="方正仿宋简体" w:eastAsia="方正仿宋简体" w:hAnsi="仿宋_GB2312" w:cs="仿宋_GB2312"/>
+              </w:rPr>
+              <w:t>${eDate}</w:t>
             </w:r>
           </w:p>
         </w:tc>
@@ -299,7 +309,13 @@
               <w:rPr>
                 <w:rFonts w:ascii="方正仿宋简体" w:eastAsia="方正仿宋简体" w:hAnsi="仿宋_GB2312" w:cs="仿宋_GB2312" w:hint="eastAsia"/>
               </w:rPr>
-              <w:t>****年**月**日</w:t>
+              <w:t>$</w:t>
+            </w:r>
+            <w:r>
+              <w:rPr>
+                <w:rFonts w:ascii="方正仿宋简体" w:eastAsia="方正仿宋简体" w:hAnsi="仿宋_GB2312" w:cs="仿宋_GB2312"/>
+              </w:rPr>
+              <w:t>{mDate}</w:t>
             </w:r>
           </w:p>
         </w:tc>
@@ -339,7 +355,13 @@
               <w:rPr>
                 <w:rFonts w:ascii="方正仿宋简体" w:eastAsia="方正仿宋简体" w:hAnsi="仿宋_GB2312" w:cs="仿宋_GB2312" w:hint="eastAsia"/>
               </w:rPr>
-              <w:t>**</w:t>
+              <w:t>$</w:t>
+            </w:r>
+            <w:r>
+              <w:rPr>
+                <w:rFonts w:ascii="方正仿宋简体" w:eastAsia="方正仿宋简体" w:hAnsi="仿宋_GB2312" w:cs="仿宋_GB2312"/>
+              </w:rPr>
+              <w:t>{runDays}</w:t>
             </w:r>
           </w:p>
         </w:tc>
@@ -377,9 +399,21 @@
             </w:pPr>
             <w:r>
               <w:rPr>
-                <w:rFonts w:ascii="方正仿宋简体" w:eastAsia="方正仿宋简体" w:hAnsi="仿宋_GB2312" w:cs="仿宋_GB2312" w:hint="eastAsia"/>
-              </w:rPr>
-              <w:t>**</w:t>
+                <w:rFonts w:ascii="方正仿宋简体" w:eastAsia="方正仿宋简体" w:hAnsi="仿宋_GB2312" w:cs="仿宋_GB2312"/>
+              </w:rPr>
+              <w:t>${</w:t>
+            </w:r>
+            <w:r>
+              <w:rPr>
+                <w:rFonts w:ascii="方正仿宋简体" w:eastAsia="方正仿宋简体" w:hAnsi="仿宋_GB2312" w:cs="仿宋_GB2312"/>
+              </w:rPr>
+              <w:t>sumValueAmt</w:t>
+            </w:r>
+            <w:r>
+              <w:rPr>
+                <w:rFonts w:ascii="方正仿宋简体" w:eastAsia="方正仿宋简体" w:hAnsi="仿宋_GB2312" w:cs="仿宋_GB2312"/>
+              </w:rPr>
+              <w:t>}</w:t>
             </w:r>
           </w:p>
         </w:tc>
@@ -417,9 +451,27 @@
             </w:pPr>
             <w:r>
               <w:rPr>
-                <w:rFonts w:ascii="方正仿宋简体" w:eastAsia="方正仿宋简体" w:hAnsi="仿宋_GB2312" w:cs="仿宋_GB2312" w:hint="eastAsia"/>
-              </w:rPr>
-              <w:t>**%</w:t>
+                <w:rFonts w:ascii="方正仿宋简体" w:eastAsia="方正仿宋简体" w:hAnsi="仿宋_GB2312" w:cs="仿宋_GB2312"/>
+              </w:rPr>
+              <w:t>${</w:t>
+            </w:r>
+            <w:r>
+              <w:rPr>
+                <w:rFonts w:ascii="方正仿宋简体" w:eastAsia="方正仿宋简体" w:hAnsi="仿宋_GB2312" w:cs="仿宋_GB2312"/>
+              </w:rPr>
+              <w:t>refYearYield</w:t>
+            </w:r>
+            <w:r>
+              <w:rPr>
+                <w:rFonts w:ascii="方正仿宋简体" w:eastAsia="方正仿宋简体" w:hAnsi="仿宋_GB2312" w:cs="仿宋_GB2312"/>
+              </w:rPr>
+              <w:t>}</w:t>
+            </w:r>
+            <w:r>
+              <w:rPr>
+                <w:rFonts w:ascii="方正仿宋简体" w:eastAsia="方正仿宋简体" w:hAnsi="仿宋_GB2312" w:cs="仿宋_GB2312" w:hint="eastAsia"/>
+              </w:rPr>
+              <w:t>%</w:t>
             </w:r>
           </w:p>
         </w:tc>
@@ -452,14 +504,20 @@
             <w:pPr>
               <w:jc w:val="center"/>
               <w:rPr>
-                <w:rFonts w:ascii="方正仿宋简体" w:eastAsia="方正仿宋简体" w:hAnsi="仿宋_GB2312" w:cs="仿宋_GB2312"/>
-              </w:rPr>
-            </w:pPr>
-            <w:r>
-              <w:rPr>
-                <w:rFonts w:ascii="方正仿宋简体" w:eastAsia="方正仿宋简体" w:hAnsi="仿宋_GB2312" w:cs="仿宋_GB2312" w:hint="eastAsia"/>
-              </w:rPr>
-              <w:t>**</w:t>
+                <w:rFonts w:ascii="方正仿宋简体" w:eastAsia="方正仿宋简体" w:hAnsi="仿宋_GB2312" w:cs="仿宋_GB2312" w:hint="eastAsia"/>
+              </w:rPr>
+            </w:pPr>
+            <w:r>
+              <w:rPr>
+                <w:rFonts w:ascii="方正仿宋简体" w:eastAsia="方正仿宋简体" w:hAnsi="仿宋_GB2312" w:cs="仿宋_GB2312" w:hint="eastAsia"/>
+              </w:rPr>
+              <w:t>$</w:t>
+            </w:r>
+            <w:r>
+              <w:rPr>
+                <w:rFonts w:ascii="方正仿宋简体" w:eastAsia="方正仿宋简体" w:hAnsi="仿宋_GB2312" w:cs="仿宋_GB2312"/>
+              </w:rPr>
+              <w:t>{custProfit}</w:t>
             </w:r>
           </w:p>
         </w:tc>
@@ -603,7 +661,13 @@
               <w:rPr>
                 <w:rFonts w:ascii="方正仿宋简体" w:eastAsia="方正仿宋简体" w:hAnsi="仿宋_GB2312" w:cs="仿宋_GB2312" w:hint="eastAsia"/>
               </w:rPr>
-              <w:t>**</w:t>
+              <w:t>$</w:t>
+            </w:r>
+            <w:r>
+              <w:rPr>
+                <w:rFonts w:ascii="方正仿宋简体" w:eastAsia="方正仿宋简体" w:hAnsi="仿宋_GB2312" w:cs="仿宋_GB2312"/>
+              </w:rPr>
+              <w:t>{trustFee}</w:t>
             </w:r>
           </w:p>
         </w:tc>
@@ -641,9 +705,9 @@
             </w:pPr>
             <w:r>
               <w:rPr>
-                <w:rFonts w:ascii="方正仿宋简体" w:eastAsia="方正仿宋简体" w:hAnsi="仿宋_GB2312" w:cs="仿宋_GB2312" w:hint="eastAsia"/>
-              </w:rPr>
-              <w:t>**</w:t>
+                <w:rFonts w:ascii="方正仿宋简体" w:eastAsia="方正仿宋简体" w:hAnsi="仿宋_GB2312" w:cs="仿宋_GB2312"/>
+              </w:rPr>
+              <w:t>${mgrFee}</w:t>
             </w:r>
           </w:p>
         </w:tc>
@@ -681,9 +745,15 @@
             </w:pPr>
             <w:r>
               <w:rPr>
-                <w:rFonts w:ascii="方正仿宋简体" w:eastAsia="方正仿宋简体" w:hAnsi="仿宋_GB2312" w:cs="仿宋_GB2312" w:hint="eastAsia"/>
-              </w:rPr>
-              <w:t>**</w:t>
+                <w:rFonts w:ascii="方正仿宋简体" w:eastAsia="方正仿宋简体" w:hint="eastAsia"/>
+              </w:rPr>
+              <w:t>$</w:t>
+            </w:r>
+            <w:r>
+              <w:rPr>
+                <w:rFonts w:ascii="方正仿宋简体" w:eastAsia="方正仿宋简体"/>
+              </w:rPr>
+              <w:t>{floatFee}</w:t>
             </w:r>
           </w:p>
         </w:tc>
@@ -721,9 +791,9 @@
             </w:pPr>
             <w:r>
               <w:rPr>
-                <w:rFonts w:ascii="方正仿宋简体" w:eastAsia="方正仿宋简体" w:hAnsi="仿宋_GB2312" w:cs="仿宋_GB2312" w:hint="eastAsia"/>
-              </w:rPr>
-              <w:t>**</w:t>
+                <w:rFonts w:ascii="方正仿宋简体" w:eastAsia="方正仿宋简体" w:hAnsi="仿宋_GB2312" w:cs="仿宋_GB2312"/>
+              </w:rPr>
+              <w:t>${saleFee}</w:t>
             </w:r>
           </w:p>
         </w:tc>
@@ -761,9 +831,9 @@
             </w:pPr>
             <w:r>
               <w:rPr>
-                <w:rFonts w:ascii="方正仿宋简体" w:eastAsia="方正仿宋简体" w:hAnsi="仿宋_GB2312" w:cs="仿宋_GB2312" w:hint="eastAsia"/>
-              </w:rPr>
-              <w:t>**</w:t>
+                <w:rFonts w:ascii="方正仿宋简体" w:eastAsia="方正仿宋简体" w:hAnsi="仿宋_GB2312" w:cs="仿宋_GB2312"/>
+              </w:rPr>
+              <w:t>${purFee}</w:t>
             </w:r>
           </w:p>
         </w:tc>
@@ -801,9 +871,9 @@
             </w:pPr>
             <w:r>
               <w:rPr>
-                <w:rFonts w:ascii="方正仿宋简体" w:eastAsia="方正仿宋简体" w:hAnsi="仿宋_GB2312" w:cs="仿宋_GB2312" w:hint="eastAsia"/>
-              </w:rPr>
-              <w:t>**</w:t>
+                <w:rFonts w:ascii="方正仿宋简体" w:eastAsia="方正仿宋简体" w:hAnsi="仿宋_GB2312" w:cs="仿宋_GB2312"/>
+              </w:rPr>
+              <w:t>${redemFee}</w:t>
             </w:r>
           </w:p>
         </w:tc>
@@ -962,7 +1032,14 @@
           <w:rFonts w:ascii="方正仿宋简体" w:eastAsia="方正仿宋简体" w:hAnsi="仿宋_GB2312" w:cs="仿宋_GB2312" w:hint="eastAsia"/>
           <w:szCs w:val="21"/>
         </w:rPr>
-        <w:t xml:space="preserve">                                               ****年**月**日</w:t>
+        <w:t xml:space="preserve">                                               </w:t>
+      </w:r>
+      <w:r>
+        <w:rPr>
+          <w:rFonts w:ascii="方正仿宋简体" w:eastAsia="方正仿宋简体" w:hAnsi="仿宋_GB2312" w:cs="仿宋_GB2312"/>
+          <w:szCs w:val="21"/>
+        </w:rPr>
+        <w:t>${genDate}</w:t>
       </w:r>
     </w:p>
     <w:p>
